--- a/Knowledge/3-Work knowledge/1-Software Engineering/2-Testing/5-My Source/1-ISTQB Foundation Level/1-Testing terms/11-DevOps and Testing.docx
+++ b/Knowledge/3-Work knowledge/1-Software Engineering/2-Testing/5-My Source/1-ISTQB Foundation Level/1-Testing terms/11-DevOps and Testing.docx
@@ -18,51 +18,77 @@
       </w:pPr>
       <w:r>
         <w:rPr>
-          <w:b/>
-          <w:shd w:val="clear" w:color="auto" w:fill="B7B7B7"/>
-        </w:rPr>
-        <w:t># Source</w:t>
-      </w:r>
-      <w:r>
-        <w:rPr>
-          <w:shd w:val="clear" w:color="auto" w:fill="B7B7B7"/>
-        </w:rPr>
-        <w:t xml:space="preserve">: </w:t>
-      </w:r>
-      <w:r>
-        <w:rPr>
-          <w:b/>
-          <w:shd w:val="clear" w:color="auto" w:fill="B7B7B7"/>
-        </w:rPr>
-        <w:t xml:space="preserve">Chatgpt </w:t>
-      </w:r>
-      <w:r>
-        <w:rPr>
-          <w:b/>
-          <w:sz w:val="14"/>
-          <w:szCs w:val="14"/>
-          <w:shd w:val="clear" w:color="auto" w:fill="B7B7B7"/>
-        </w:rPr>
-        <w:t>(GPT</w:t>
-      </w:r>
-      <w:r>
-        <w:rPr>
-          <w:rFonts w:ascii="Cambria Math" w:hAnsi="Cambria Math" w:cs="Cambria Math"/>
-          <w:b/>
-          <w:sz w:val="14"/>
-          <w:szCs w:val="14"/>
-          <w:shd w:val="clear" w:color="auto" w:fill="B7B7B7"/>
+          <w:rFonts w:ascii="Arial" w:eastAsia="Arial" w:hAnsi="Arial" w:cs="Arial"/>
+          <w:b/>
+          <w:color w:val="000000"/>
+          <w:sz w:val="18"/>
+          <w:highlight w:val="lightGray"/>
+        </w:rPr>
+        <w:t># Source: AI Source: Provided by: [Data Path</w:t>
+      </w:r>
+      <w:r>
+        <w:rPr>
+          <w:rFonts w:ascii="Arial" w:eastAsia="Arial" w:hAnsi="Arial" w:cs="Arial"/>
+          <w:color w:val="000000"/>
+          <w:sz w:val="18"/>
+          <w:highlight w:val="lightGray"/>
+        </w:rPr>
+        <w:t xml:space="preserve">: Persons Table -&gt; ID Column: 1, Name_En Column: Motasem Essam] -&gt; </w:t>
+      </w:r>
+      <w:r>
+        <w:rPr>
+          <w:rFonts w:ascii="Arial" w:eastAsia="Arial" w:hAnsi="Arial" w:cs="Arial"/>
+          <w:b/>
+          <w:color w:val="000000"/>
+          <w:sz w:val="18"/>
+          <w:highlight w:val="lightGray"/>
+        </w:rPr>
+        <w:t>From:</w:t>
+      </w:r>
+      <w:r>
+        <w:rPr>
+          <w:rFonts w:ascii="Arial" w:eastAsia="Arial" w:hAnsi="Arial" w:cs="Arial"/>
+          <w:color w:val="000000"/>
+          <w:sz w:val="18"/>
+          <w:highlight w:val="lightGray"/>
+        </w:rPr>
+        <w:t xml:space="preserve"> [Chatgpt (GPT</w:t>
+      </w:r>
+      <w:r>
+        <w:rPr>
+          <w:rFonts w:ascii="Arial" w:eastAsia="Arial" w:hAnsi="Arial" w:cs="Cambria Math"/>
+          <w:color w:val="000000"/>
+          <w:sz w:val="18"/>
+          <w:highlight w:val="lightGray"/>
         </w:rPr>
         <w:t>‑</w:t>
       </w:r>
       <w:r>
         <w:rPr>
-          <w:b/>
-          <w:sz w:val="14"/>
-          <w:szCs w:val="14"/>
-          <w:shd w:val="clear" w:color="auto" w:fill="B7B7B7"/>
-        </w:rPr>
-        <w:t>5 Mini) at [8/13/2025]</w:t>
+          <w:rFonts w:ascii="Arial" w:eastAsia="Arial" w:hAnsi="Arial" w:cs="Arial"/>
+          <w:color w:val="000000"/>
+          <w:sz w:val="18"/>
+          <w:highlight w:val="lightGray"/>
+        </w:rPr>
+        <w:t xml:space="preserve">5 Mini)] </w:t>
+      </w:r>
+      <w:r>
+        <w:rPr>
+          <w:rFonts w:ascii="Arial" w:eastAsia="Arial" w:hAnsi="Arial" w:cs="Arial"/>
+          <w:b/>
+          <w:color w:val="000000"/>
+          <w:sz w:val="18"/>
+          <w:highlight w:val="lightGray"/>
+        </w:rPr>
+        <w:t>on</w:t>
+      </w:r>
+      <w:r>
+        <w:rPr>
+          <w:rFonts w:ascii="Arial" w:eastAsia="Arial" w:hAnsi="Arial"/>
+          <w:sz w:val="18"/>
+          <w:highlight w:val="lightGray"/>
+        </w:rPr>
+        <w:t xml:space="preserve"> [8/13/2025]</w:t>
       </w:r>
     </w:p>
     <w:p>
@@ -101,7 +127,7 @@
     </w:p>
     <w:p>
       <w:r>
-        <w:pict w14:anchorId="4E1B6BAA">
+        <w:pict w14:anchorId="6FCD9850">
           <v:rect id="_x0000_i1025" style="width:0;height:1.5pt" o:hralign="center" o:hrstd="t" o:hr="t" fillcolor="#a0a0a0" stroked="f"/>
         </w:pict>
       </w:r>
@@ -124,51 +150,77 @@
       </w:pPr>
       <w:r>
         <w:rPr>
-          <w:b/>
-          <w:shd w:val="clear" w:color="auto" w:fill="B7B7B7"/>
-        </w:rPr>
-        <w:t># Source</w:t>
-      </w:r>
-      <w:r>
-        <w:rPr>
-          <w:shd w:val="clear" w:color="auto" w:fill="B7B7B7"/>
-        </w:rPr>
-        <w:t xml:space="preserve">: </w:t>
-      </w:r>
-      <w:r>
-        <w:rPr>
-          <w:b/>
-          <w:shd w:val="clear" w:color="auto" w:fill="B7B7B7"/>
-        </w:rPr>
-        <w:t xml:space="preserve">Chatgpt </w:t>
-      </w:r>
-      <w:r>
-        <w:rPr>
-          <w:b/>
-          <w:sz w:val="14"/>
-          <w:szCs w:val="14"/>
-          <w:shd w:val="clear" w:color="auto" w:fill="B7B7B7"/>
-        </w:rPr>
-        <w:t>(GPT</w:t>
-      </w:r>
-      <w:r>
-        <w:rPr>
-          <w:rFonts w:ascii="Cambria Math" w:hAnsi="Cambria Math" w:cs="Cambria Math"/>
-          <w:b/>
-          <w:sz w:val="14"/>
-          <w:szCs w:val="14"/>
-          <w:shd w:val="clear" w:color="auto" w:fill="B7B7B7"/>
+          <w:rFonts w:ascii="Arial" w:eastAsia="Arial" w:hAnsi="Arial" w:cs="Arial"/>
+          <w:b/>
+          <w:color w:val="000000"/>
+          <w:sz w:val="18"/>
+          <w:highlight w:val="lightGray"/>
+        </w:rPr>
+        <w:t># Source: AI Source: Provided by: [Data Path</w:t>
+      </w:r>
+      <w:r>
+        <w:rPr>
+          <w:rFonts w:ascii="Arial" w:eastAsia="Arial" w:hAnsi="Arial" w:cs="Arial"/>
+          <w:color w:val="000000"/>
+          <w:sz w:val="18"/>
+          <w:highlight w:val="lightGray"/>
+        </w:rPr>
+        <w:t xml:space="preserve">: Persons Table -&gt; ID Column: 1, Name_En Column: Motasem Essam] -&gt; </w:t>
+      </w:r>
+      <w:r>
+        <w:rPr>
+          <w:rFonts w:ascii="Arial" w:eastAsia="Arial" w:hAnsi="Arial" w:cs="Arial"/>
+          <w:b/>
+          <w:color w:val="000000"/>
+          <w:sz w:val="18"/>
+          <w:highlight w:val="lightGray"/>
+        </w:rPr>
+        <w:t>From:</w:t>
+      </w:r>
+      <w:r>
+        <w:rPr>
+          <w:rFonts w:ascii="Arial" w:eastAsia="Arial" w:hAnsi="Arial" w:cs="Arial"/>
+          <w:color w:val="000000"/>
+          <w:sz w:val="18"/>
+          <w:highlight w:val="lightGray"/>
+        </w:rPr>
+        <w:t xml:space="preserve"> [Chatgpt (GPT</w:t>
+      </w:r>
+      <w:r>
+        <w:rPr>
+          <w:rFonts w:ascii="Arial" w:eastAsia="Arial" w:hAnsi="Arial" w:cs="Cambria Math"/>
+          <w:color w:val="000000"/>
+          <w:sz w:val="18"/>
+          <w:highlight w:val="lightGray"/>
         </w:rPr>
         <w:t>‑</w:t>
       </w:r>
       <w:r>
         <w:rPr>
-          <w:b/>
-          <w:sz w:val="14"/>
-          <w:szCs w:val="14"/>
-          <w:shd w:val="clear" w:color="auto" w:fill="B7B7B7"/>
-        </w:rPr>
-        <w:t>5 Mini) at [8/13/2025]</w:t>
+          <w:rFonts w:ascii="Arial" w:eastAsia="Arial" w:hAnsi="Arial" w:cs="Arial"/>
+          <w:color w:val="000000"/>
+          <w:sz w:val="18"/>
+          <w:highlight w:val="lightGray"/>
+        </w:rPr>
+        <w:t xml:space="preserve">5 Mini)] </w:t>
+      </w:r>
+      <w:r>
+        <w:rPr>
+          <w:rFonts w:ascii="Arial" w:eastAsia="Arial" w:hAnsi="Arial" w:cs="Arial"/>
+          <w:b/>
+          <w:color w:val="000000"/>
+          <w:sz w:val="18"/>
+          <w:highlight w:val="lightGray"/>
+        </w:rPr>
+        <w:t>on</w:t>
+      </w:r>
+      <w:r>
+        <w:rPr>
+          <w:rFonts w:ascii="Arial" w:eastAsia="Arial" w:hAnsi="Arial"/>
+          <w:sz w:val="18"/>
+          <w:highlight w:val="lightGray"/>
+        </w:rPr>
+        <w:t xml:space="preserve"> [8/13/2025]</w:t>
       </w:r>
     </w:p>
     <w:p>
@@ -177,7 +229,7 @@
           <w:ilvl w:val="0"/>
           <w:numId w:val="2"/>
         </w:numPr>
-        <w:spacing w:before="240"/>
+        <w:spacing w:before="240" w:after="0" w:line="276" w:lineRule="auto"/>
       </w:pPr>
       <w:r>
         <w:rPr>
@@ -244,6 +296,7 @@
           <w:ilvl w:val="0"/>
           <w:numId w:val="2"/>
         </w:numPr>
+        <w:spacing w:after="0" w:line="276" w:lineRule="auto"/>
       </w:pPr>
       <w:r>
         <w:rPr>
@@ -303,7 +356,7 @@
           <w:ilvl w:val="0"/>
           <w:numId w:val="2"/>
         </w:numPr>
-        <w:spacing w:after="240"/>
+        <w:spacing w:after="240" w:line="276" w:lineRule="auto"/>
       </w:pPr>
       <w:r>
         <w:rPr>
@@ -330,7 +383,7 @@
     </w:p>
     <w:p>
       <w:r>
-        <w:pict w14:anchorId="0CFE4AA7">
+        <w:pict w14:anchorId="3D591532">
           <v:rect id="_x0000_i1026" style="width:0;height:1.5pt" o:hralign="center" o:hrstd="t" o:hr="t" fillcolor="#a0a0a0" stroked="f"/>
         </w:pict>
       </w:r>
@@ -353,51 +406,77 @@
       </w:pPr>
       <w:r>
         <w:rPr>
-          <w:b/>
-          <w:shd w:val="clear" w:color="auto" w:fill="B7B7B7"/>
-        </w:rPr>
-        <w:t># Source</w:t>
-      </w:r>
-      <w:r>
-        <w:rPr>
-          <w:shd w:val="clear" w:color="auto" w:fill="B7B7B7"/>
-        </w:rPr>
-        <w:t xml:space="preserve">: </w:t>
-      </w:r>
-      <w:r>
-        <w:rPr>
-          <w:b/>
-          <w:shd w:val="clear" w:color="auto" w:fill="B7B7B7"/>
-        </w:rPr>
-        <w:t xml:space="preserve">Chatgpt </w:t>
-      </w:r>
-      <w:r>
-        <w:rPr>
-          <w:b/>
-          <w:sz w:val="14"/>
-          <w:szCs w:val="14"/>
-          <w:shd w:val="clear" w:color="auto" w:fill="B7B7B7"/>
-        </w:rPr>
-        <w:t>(GPT</w:t>
-      </w:r>
-      <w:r>
-        <w:rPr>
-          <w:rFonts w:ascii="Cambria Math" w:hAnsi="Cambria Math" w:cs="Cambria Math"/>
-          <w:b/>
-          <w:sz w:val="14"/>
-          <w:szCs w:val="14"/>
-          <w:shd w:val="clear" w:color="auto" w:fill="B7B7B7"/>
+          <w:rFonts w:ascii="Arial" w:eastAsia="Arial" w:hAnsi="Arial" w:cs="Arial"/>
+          <w:b/>
+          <w:color w:val="000000"/>
+          <w:sz w:val="18"/>
+          <w:highlight w:val="lightGray"/>
+        </w:rPr>
+        <w:t># Source: AI Source: Provided by: [Data Path</w:t>
+      </w:r>
+      <w:r>
+        <w:rPr>
+          <w:rFonts w:ascii="Arial" w:eastAsia="Arial" w:hAnsi="Arial" w:cs="Arial"/>
+          <w:color w:val="000000"/>
+          <w:sz w:val="18"/>
+          <w:highlight w:val="lightGray"/>
+        </w:rPr>
+        <w:t xml:space="preserve">: Persons Table -&gt; ID Column: 1, Name_En Column: Motasem Essam] -&gt; </w:t>
+      </w:r>
+      <w:r>
+        <w:rPr>
+          <w:rFonts w:ascii="Arial" w:eastAsia="Arial" w:hAnsi="Arial" w:cs="Arial"/>
+          <w:b/>
+          <w:color w:val="000000"/>
+          <w:sz w:val="18"/>
+          <w:highlight w:val="lightGray"/>
+        </w:rPr>
+        <w:t>From:</w:t>
+      </w:r>
+      <w:r>
+        <w:rPr>
+          <w:rFonts w:ascii="Arial" w:eastAsia="Arial" w:hAnsi="Arial" w:cs="Arial"/>
+          <w:color w:val="000000"/>
+          <w:sz w:val="18"/>
+          <w:highlight w:val="lightGray"/>
+        </w:rPr>
+        <w:t xml:space="preserve"> [Chatgpt (GPT</w:t>
+      </w:r>
+      <w:r>
+        <w:rPr>
+          <w:rFonts w:ascii="Arial" w:eastAsia="Arial" w:hAnsi="Arial" w:cs="Cambria Math"/>
+          <w:color w:val="000000"/>
+          <w:sz w:val="18"/>
+          <w:highlight w:val="lightGray"/>
         </w:rPr>
         <w:t>‑</w:t>
       </w:r>
       <w:r>
         <w:rPr>
-          <w:b/>
-          <w:sz w:val="14"/>
-          <w:szCs w:val="14"/>
-          <w:shd w:val="clear" w:color="auto" w:fill="B7B7B7"/>
-        </w:rPr>
-        <w:t>5 Mini) at [8/13/2025]</w:t>
+          <w:rFonts w:ascii="Arial" w:eastAsia="Arial" w:hAnsi="Arial" w:cs="Arial"/>
+          <w:color w:val="000000"/>
+          <w:sz w:val="18"/>
+          <w:highlight w:val="lightGray"/>
+        </w:rPr>
+        <w:t xml:space="preserve">5 Mini)] </w:t>
+      </w:r>
+      <w:r>
+        <w:rPr>
+          <w:rFonts w:ascii="Arial" w:eastAsia="Arial" w:hAnsi="Arial" w:cs="Arial"/>
+          <w:b/>
+          <w:color w:val="000000"/>
+          <w:sz w:val="18"/>
+          <w:highlight w:val="lightGray"/>
+        </w:rPr>
+        <w:t>on</w:t>
+      </w:r>
+      <w:r>
+        <w:rPr>
+          <w:rFonts w:ascii="Arial" w:eastAsia="Arial" w:hAnsi="Arial"/>
+          <w:sz w:val="18"/>
+          <w:highlight w:val="lightGray"/>
+        </w:rPr>
+        <w:t xml:space="preserve"> [8/13/2025]</w:t>
       </w:r>
     </w:p>
     <w:p>
@@ -420,7 +499,7 @@
           <w:ilvl w:val="0"/>
           <w:numId w:val="4"/>
         </w:numPr>
-        <w:spacing w:before="240"/>
+        <w:spacing w:before="240" w:after="0" w:line="276" w:lineRule="auto"/>
       </w:pPr>
       <w:r>
         <w:rPr>
@@ -448,6 +527,7 @@
           <w:ilvl w:val="0"/>
           <w:numId w:val="4"/>
         </w:numPr>
+        <w:spacing w:after="0" w:line="276" w:lineRule="auto"/>
       </w:pPr>
       <w:r>
         <w:rPr>
@@ -475,14 +555,13 @@
           <w:ilvl w:val="0"/>
           <w:numId w:val="4"/>
         </w:numPr>
-        <w:spacing w:after="240"/>
-      </w:pPr>
-      <w:r>
-        <w:rPr>
-          <w:rFonts w:ascii="Roboto Mono" w:eastAsia="Roboto Mono" w:hAnsi="Roboto Mono" w:cs="Roboto Mono"/>
-          <w:b/>
-        </w:rPr>
-        <w:lastRenderedPageBreak/>
+        <w:spacing w:after="240" w:line="276" w:lineRule="auto"/>
+      </w:pPr>
+      <w:r>
+        <w:rPr>
+          <w:rFonts w:ascii="Roboto Mono" w:eastAsia="Roboto Mono" w:hAnsi="Roboto Mono" w:cs="Roboto Mono"/>
+          <w:b/>
+        </w:rPr>
         <w:t>Integrated</w:t>
       </w:r>
       <w:r>
@@ -497,7 +576,7 @@
     </w:p>
     <w:p>
       <w:r>
-        <w:pict w14:anchorId="12829FBE">
+        <w:pict w14:anchorId="1D8EFACE">
           <v:rect id="_x0000_i1027" style="width:0;height:1.5pt" o:hralign="center" o:hrstd="t" o:hr="t" fillcolor="#a0a0a0" stroked="f"/>
         </w:pict>
       </w:r>
@@ -520,51 +599,77 @@
       </w:pPr>
       <w:r>
         <w:rPr>
-          <w:b/>
-          <w:shd w:val="clear" w:color="auto" w:fill="B7B7B7"/>
-        </w:rPr>
-        <w:t># Source</w:t>
-      </w:r>
-      <w:r>
-        <w:rPr>
-          <w:shd w:val="clear" w:color="auto" w:fill="B7B7B7"/>
-        </w:rPr>
-        <w:t xml:space="preserve">: </w:t>
-      </w:r>
-      <w:r>
-        <w:rPr>
-          <w:b/>
-          <w:shd w:val="clear" w:color="auto" w:fill="B7B7B7"/>
-        </w:rPr>
-        <w:t xml:space="preserve">Chatgpt </w:t>
-      </w:r>
-      <w:r>
-        <w:rPr>
-          <w:b/>
-          <w:sz w:val="14"/>
-          <w:szCs w:val="14"/>
-          <w:shd w:val="clear" w:color="auto" w:fill="B7B7B7"/>
-        </w:rPr>
-        <w:t>(GPT</w:t>
-      </w:r>
-      <w:r>
-        <w:rPr>
-          <w:rFonts w:ascii="Cambria Math" w:hAnsi="Cambria Math" w:cs="Cambria Math"/>
-          <w:b/>
-          <w:sz w:val="14"/>
-          <w:szCs w:val="14"/>
-          <w:shd w:val="clear" w:color="auto" w:fill="B7B7B7"/>
+          <w:rFonts w:ascii="Arial" w:eastAsia="Arial" w:hAnsi="Arial" w:cs="Arial"/>
+          <w:b/>
+          <w:color w:val="000000"/>
+          <w:sz w:val="18"/>
+          <w:highlight w:val="lightGray"/>
+        </w:rPr>
+        <w:t># Source: AI Source: Provided by: [Data Path</w:t>
+      </w:r>
+      <w:r>
+        <w:rPr>
+          <w:rFonts w:ascii="Arial" w:eastAsia="Arial" w:hAnsi="Arial" w:cs="Arial"/>
+          <w:color w:val="000000"/>
+          <w:sz w:val="18"/>
+          <w:highlight w:val="lightGray"/>
+        </w:rPr>
+        <w:t xml:space="preserve">: Persons Table -&gt; ID Column: 1, Name_En Column: Motasem Essam] -&gt; </w:t>
+      </w:r>
+      <w:r>
+        <w:rPr>
+          <w:rFonts w:ascii="Arial" w:eastAsia="Arial" w:hAnsi="Arial" w:cs="Arial"/>
+          <w:b/>
+          <w:color w:val="000000"/>
+          <w:sz w:val="18"/>
+          <w:highlight w:val="lightGray"/>
+        </w:rPr>
+        <w:t>From:</w:t>
+      </w:r>
+      <w:r>
+        <w:rPr>
+          <w:rFonts w:ascii="Arial" w:eastAsia="Arial" w:hAnsi="Arial" w:cs="Arial"/>
+          <w:color w:val="000000"/>
+          <w:sz w:val="18"/>
+          <w:highlight w:val="lightGray"/>
+        </w:rPr>
+        <w:t xml:space="preserve"> [Chatgpt (GPT</w:t>
+      </w:r>
+      <w:r>
+        <w:rPr>
+          <w:rFonts w:ascii="Arial" w:eastAsia="Arial" w:hAnsi="Arial" w:cs="Cambria Math"/>
+          <w:color w:val="000000"/>
+          <w:sz w:val="18"/>
+          <w:highlight w:val="lightGray"/>
         </w:rPr>
         <w:t>‑</w:t>
       </w:r>
       <w:r>
         <w:rPr>
-          <w:b/>
-          <w:sz w:val="14"/>
-          <w:szCs w:val="14"/>
-          <w:shd w:val="clear" w:color="auto" w:fill="B7B7B7"/>
-        </w:rPr>
-        <w:t>5 Mini) at [8/13/2025]</w:t>
+          <w:rFonts w:ascii="Arial" w:eastAsia="Arial" w:hAnsi="Arial" w:cs="Arial"/>
+          <w:color w:val="000000"/>
+          <w:sz w:val="18"/>
+          <w:highlight w:val="lightGray"/>
+        </w:rPr>
+        <w:t xml:space="preserve">5 Mini)] </w:t>
+      </w:r>
+      <w:r>
+        <w:rPr>
+          <w:rFonts w:ascii="Arial" w:eastAsia="Arial" w:hAnsi="Arial" w:cs="Arial"/>
+          <w:b/>
+          <w:color w:val="000000"/>
+          <w:sz w:val="18"/>
+          <w:highlight w:val="lightGray"/>
+        </w:rPr>
+        <w:t>on</w:t>
+      </w:r>
+      <w:r>
+        <w:rPr>
+          <w:rFonts w:ascii="Arial" w:eastAsia="Arial" w:hAnsi="Arial"/>
+          <w:sz w:val="18"/>
+          <w:highlight w:val="lightGray"/>
+        </w:rPr>
+        <w:t xml:space="preserve"> [8/13/2025]</w:t>
       </w:r>
     </w:p>
     <w:p>
@@ -573,7 +678,7 @@
           <w:noProof/>
         </w:rPr>
         <w:drawing>
-          <wp:inline distT="114300" distB="114300" distL="114300" distR="114300" wp14:anchorId="6A8A58FA" wp14:editId="58844D61">
+          <wp:inline distT="114300" distB="114300" distL="114300" distR="114300" wp14:anchorId="06C944B5" wp14:editId="725D905E">
             <wp:extent cx="5943600" cy="2273300"/>
             <wp:effectExtent l="0" t="0" r="0" b="0"/>
             <wp:docPr id="1" name="image1.png"/>
@@ -1245,7 +1350,6 @@
                 <w:rFonts w:ascii="Roboto Mono" w:eastAsia="Roboto Mono" w:hAnsi="Roboto Mono" w:cs="Roboto Mono"/>
                 <w:b/>
               </w:rPr>
-              <w:lastRenderedPageBreak/>
               <w:t>Ongoing</w:t>
             </w:r>
           </w:p>
@@ -1315,7 +1419,7 @@
     </w:tbl>
     <w:p>
       <w:r>
-        <w:pict w14:anchorId="383702E8">
+        <w:pict w14:anchorId="113869EF">
           <v:rect id="_x0000_i1028" style="width:0;height:1.5pt" o:hralign="center" o:hrstd="t" o:hr="t" fillcolor="#a0a0a0" stroked="f"/>
         </w:pict>
       </w:r>
@@ -1338,51 +1442,77 @@
       </w:pPr>
       <w:r>
         <w:rPr>
-          <w:b/>
-          <w:shd w:val="clear" w:color="auto" w:fill="B7B7B7"/>
-        </w:rPr>
-        <w:t># Source</w:t>
-      </w:r>
-      <w:r>
-        <w:rPr>
-          <w:shd w:val="clear" w:color="auto" w:fill="B7B7B7"/>
-        </w:rPr>
-        <w:t xml:space="preserve">: </w:t>
-      </w:r>
-      <w:r>
-        <w:rPr>
-          <w:b/>
-          <w:shd w:val="clear" w:color="auto" w:fill="B7B7B7"/>
-        </w:rPr>
-        <w:t xml:space="preserve">Chatgpt </w:t>
-      </w:r>
-      <w:r>
-        <w:rPr>
-          <w:b/>
-          <w:sz w:val="14"/>
-          <w:szCs w:val="14"/>
-          <w:shd w:val="clear" w:color="auto" w:fill="B7B7B7"/>
-        </w:rPr>
-        <w:t>(GPT</w:t>
-      </w:r>
-      <w:r>
-        <w:rPr>
-          <w:rFonts w:ascii="Cambria Math" w:hAnsi="Cambria Math" w:cs="Cambria Math"/>
-          <w:b/>
-          <w:sz w:val="14"/>
-          <w:szCs w:val="14"/>
-          <w:shd w:val="clear" w:color="auto" w:fill="B7B7B7"/>
+          <w:rFonts w:ascii="Arial" w:eastAsia="Arial" w:hAnsi="Arial" w:cs="Arial"/>
+          <w:b/>
+          <w:color w:val="000000"/>
+          <w:sz w:val="18"/>
+          <w:highlight w:val="lightGray"/>
+        </w:rPr>
+        <w:t># Source: AI Source: Provided by: [Data Path</w:t>
+      </w:r>
+      <w:r>
+        <w:rPr>
+          <w:rFonts w:ascii="Arial" w:eastAsia="Arial" w:hAnsi="Arial" w:cs="Arial"/>
+          <w:color w:val="000000"/>
+          <w:sz w:val="18"/>
+          <w:highlight w:val="lightGray"/>
+        </w:rPr>
+        <w:t xml:space="preserve">: Persons Table -&gt; ID Column: 1, Name_En Column: Motasem Essam] -&gt; </w:t>
+      </w:r>
+      <w:r>
+        <w:rPr>
+          <w:rFonts w:ascii="Arial" w:eastAsia="Arial" w:hAnsi="Arial" w:cs="Arial"/>
+          <w:b/>
+          <w:color w:val="000000"/>
+          <w:sz w:val="18"/>
+          <w:highlight w:val="lightGray"/>
+        </w:rPr>
+        <w:t>From:</w:t>
+      </w:r>
+      <w:r>
+        <w:rPr>
+          <w:rFonts w:ascii="Arial" w:eastAsia="Arial" w:hAnsi="Arial" w:cs="Arial"/>
+          <w:color w:val="000000"/>
+          <w:sz w:val="18"/>
+          <w:highlight w:val="lightGray"/>
+        </w:rPr>
+        <w:t xml:space="preserve"> [Chatgpt (GPT</w:t>
+      </w:r>
+      <w:r>
+        <w:rPr>
+          <w:rFonts w:ascii="Arial" w:eastAsia="Arial" w:hAnsi="Arial" w:cs="Cambria Math"/>
+          <w:color w:val="000000"/>
+          <w:sz w:val="18"/>
+          <w:highlight w:val="lightGray"/>
         </w:rPr>
         <w:t>‑</w:t>
       </w:r>
       <w:r>
         <w:rPr>
-          <w:b/>
-          <w:sz w:val="14"/>
-          <w:szCs w:val="14"/>
-          <w:shd w:val="clear" w:color="auto" w:fill="B7B7B7"/>
-        </w:rPr>
-        <w:t>5 Mini) at [8/13/2025]</w:t>
+          <w:rFonts w:ascii="Arial" w:eastAsia="Arial" w:hAnsi="Arial" w:cs="Arial"/>
+          <w:color w:val="000000"/>
+          <w:sz w:val="18"/>
+          <w:highlight w:val="lightGray"/>
+        </w:rPr>
+        <w:t xml:space="preserve">5 Mini)] </w:t>
+      </w:r>
+      <w:r>
+        <w:rPr>
+          <w:rFonts w:ascii="Arial" w:eastAsia="Arial" w:hAnsi="Arial" w:cs="Arial"/>
+          <w:b/>
+          <w:color w:val="000000"/>
+          <w:sz w:val="18"/>
+          <w:highlight w:val="lightGray"/>
+        </w:rPr>
+        <w:t>on</w:t>
+      </w:r>
+      <w:r>
+        <w:rPr>
+          <w:rFonts w:ascii="Arial" w:eastAsia="Arial" w:hAnsi="Arial"/>
+          <w:sz w:val="18"/>
+          <w:highlight w:val="lightGray"/>
+        </w:rPr>
+        <w:t xml:space="preserve"> [8/13/2025]</w:t>
       </w:r>
     </w:p>
     <w:p>
@@ -1391,7 +1521,7 @@
           <w:ilvl w:val="0"/>
           <w:numId w:val="1"/>
         </w:numPr>
-        <w:spacing w:before="240"/>
+        <w:spacing w:before="240" w:after="0" w:line="276" w:lineRule="auto"/>
       </w:pPr>
       <w:r>
         <w:rPr>
@@ -1419,6 +1549,7 @@
           <w:ilvl w:val="0"/>
           <w:numId w:val="1"/>
         </w:numPr>
+        <w:spacing w:after="0" w:line="276" w:lineRule="auto"/>
       </w:pPr>
       <w:r>
         <w:rPr>
@@ -1446,6 +1577,7 @@
           <w:ilvl w:val="0"/>
           <w:numId w:val="1"/>
         </w:numPr>
+        <w:spacing w:after="0" w:line="276" w:lineRule="auto"/>
       </w:pPr>
       <w:r>
         <w:rPr>
@@ -1473,7 +1605,7 @@
           <w:ilvl w:val="0"/>
           <w:numId w:val="1"/>
         </w:numPr>
-        <w:spacing w:after="240"/>
+        <w:spacing w:after="240" w:line="276" w:lineRule="auto"/>
       </w:pPr>
       <w:r>
         <w:rPr>
@@ -1494,7 +1626,7 @@
     </w:p>
     <w:p>
       <w:r>
-        <w:pict w14:anchorId="317751AD">
+        <w:pict w14:anchorId="3C44B909">
           <v:rect id="_x0000_i1029" style="width:0;height:1.5pt" o:hralign="center" o:hrstd="t" o:hr="t" fillcolor="#a0a0a0" stroked="f"/>
         </w:pict>
       </w:r>
@@ -1517,51 +1649,77 @@
       </w:pPr>
       <w:r>
         <w:rPr>
-          <w:b/>
-          <w:shd w:val="clear" w:color="auto" w:fill="B7B7B7"/>
-        </w:rPr>
-        <w:t># Source</w:t>
-      </w:r>
-      <w:r>
-        <w:rPr>
-          <w:shd w:val="clear" w:color="auto" w:fill="B7B7B7"/>
-        </w:rPr>
-        <w:t xml:space="preserve">: </w:t>
-      </w:r>
-      <w:r>
-        <w:rPr>
-          <w:b/>
-          <w:shd w:val="clear" w:color="auto" w:fill="B7B7B7"/>
-        </w:rPr>
-        <w:t xml:space="preserve">Chatgpt </w:t>
-      </w:r>
-      <w:r>
-        <w:rPr>
-          <w:b/>
-          <w:sz w:val="14"/>
-          <w:szCs w:val="14"/>
-          <w:shd w:val="clear" w:color="auto" w:fill="B7B7B7"/>
-        </w:rPr>
-        <w:t>(GPT</w:t>
-      </w:r>
-      <w:r>
-        <w:rPr>
-          <w:rFonts w:ascii="Cambria Math" w:hAnsi="Cambria Math" w:cs="Cambria Math"/>
-          <w:b/>
-          <w:sz w:val="14"/>
-          <w:szCs w:val="14"/>
-          <w:shd w:val="clear" w:color="auto" w:fill="B7B7B7"/>
+          <w:rFonts w:ascii="Arial" w:eastAsia="Arial" w:hAnsi="Arial" w:cs="Arial"/>
+          <w:b/>
+          <w:color w:val="000000"/>
+          <w:sz w:val="18"/>
+          <w:highlight w:val="lightGray"/>
+        </w:rPr>
+        <w:t># Source: AI Source: Provided by: [Data Path</w:t>
+      </w:r>
+      <w:r>
+        <w:rPr>
+          <w:rFonts w:ascii="Arial" w:eastAsia="Arial" w:hAnsi="Arial" w:cs="Arial"/>
+          <w:color w:val="000000"/>
+          <w:sz w:val="18"/>
+          <w:highlight w:val="lightGray"/>
+        </w:rPr>
+        <w:t xml:space="preserve">: Persons Table -&gt; ID Column: 1, Name_En Column: Motasem Essam] -&gt; </w:t>
+      </w:r>
+      <w:r>
+        <w:rPr>
+          <w:rFonts w:ascii="Arial" w:eastAsia="Arial" w:hAnsi="Arial" w:cs="Arial"/>
+          <w:b/>
+          <w:color w:val="000000"/>
+          <w:sz w:val="18"/>
+          <w:highlight w:val="lightGray"/>
+        </w:rPr>
+        <w:t>From:</w:t>
+      </w:r>
+      <w:r>
+        <w:rPr>
+          <w:rFonts w:ascii="Arial" w:eastAsia="Arial" w:hAnsi="Arial" w:cs="Arial"/>
+          <w:color w:val="000000"/>
+          <w:sz w:val="18"/>
+          <w:highlight w:val="lightGray"/>
+        </w:rPr>
+        <w:t xml:space="preserve"> [Chatgpt (GPT</w:t>
+      </w:r>
+      <w:r>
+        <w:rPr>
+          <w:rFonts w:ascii="Arial" w:eastAsia="Arial" w:hAnsi="Arial" w:cs="Cambria Math"/>
+          <w:color w:val="000000"/>
+          <w:sz w:val="18"/>
+          <w:highlight w:val="lightGray"/>
         </w:rPr>
         <w:t>‑</w:t>
       </w:r>
       <w:r>
         <w:rPr>
-          <w:b/>
-          <w:sz w:val="14"/>
-          <w:szCs w:val="14"/>
-          <w:shd w:val="clear" w:color="auto" w:fill="B7B7B7"/>
-        </w:rPr>
-        <w:t>5 Mini) at [8/13/2025]</w:t>
+          <w:rFonts w:ascii="Arial" w:eastAsia="Arial" w:hAnsi="Arial" w:cs="Arial"/>
+          <w:color w:val="000000"/>
+          <w:sz w:val="18"/>
+          <w:highlight w:val="lightGray"/>
+        </w:rPr>
+        <w:t xml:space="preserve">5 Mini)] </w:t>
+      </w:r>
+      <w:r>
+        <w:rPr>
+          <w:rFonts w:ascii="Arial" w:eastAsia="Arial" w:hAnsi="Arial" w:cs="Arial"/>
+          <w:b/>
+          <w:color w:val="000000"/>
+          <w:sz w:val="18"/>
+          <w:highlight w:val="lightGray"/>
+        </w:rPr>
+        <w:t>on</w:t>
+      </w:r>
+      <w:r>
+        <w:rPr>
+          <w:rFonts w:ascii="Arial" w:eastAsia="Arial" w:hAnsi="Arial"/>
+          <w:sz w:val="18"/>
+          <w:highlight w:val="lightGray"/>
+        </w:rPr>
+        <w:t xml:space="preserve"> [8/13/2025]</w:t>
       </w:r>
     </w:p>
     <w:p>
@@ -1570,7 +1728,7 @@
           <w:ilvl w:val="0"/>
           <w:numId w:val="3"/>
         </w:numPr>
-        <w:spacing w:before="240"/>
+        <w:spacing w:before="240" w:after="0" w:line="276" w:lineRule="auto"/>
       </w:pPr>
       <w:r>
         <w:rPr>
@@ -1598,6 +1756,7 @@
           <w:ilvl w:val="0"/>
           <w:numId w:val="3"/>
         </w:numPr>
+        <w:spacing w:after="0" w:line="276" w:lineRule="auto"/>
         <w:rPr>
           <w:rFonts w:ascii="Roboto Mono" w:eastAsia="Roboto Mono" w:hAnsi="Roboto Mono" w:cs="Roboto Mono"/>
         </w:rPr>
@@ -1623,6 +1782,7 @@
           <w:ilvl w:val="1"/>
           <w:numId w:val="3"/>
         </w:numPr>
+        <w:spacing w:after="0" w:line="276" w:lineRule="auto"/>
         <w:rPr>
           <w:rFonts w:ascii="Roboto Mono" w:eastAsia="Roboto Mono" w:hAnsi="Roboto Mono" w:cs="Roboto Mono"/>
         </w:rPr>
@@ -1646,6 +1806,7 @@
           <w:ilvl w:val="1"/>
           <w:numId w:val="3"/>
         </w:numPr>
+        <w:spacing w:after="0" w:line="276" w:lineRule="auto"/>
         <w:rPr>
           <w:rFonts w:ascii="Roboto Mono" w:eastAsia="Roboto Mono" w:hAnsi="Roboto Mono" w:cs="Roboto Mono"/>
         </w:rPr>
@@ -1669,6 +1830,7 @@
           <w:ilvl w:val="1"/>
           <w:numId w:val="3"/>
         </w:numPr>
+        <w:spacing w:after="0" w:line="276" w:lineRule="auto"/>
         <w:rPr>
           <w:rFonts w:ascii="Roboto Mono" w:eastAsia="Roboto Mono" w:hAnsi="Roboto Mono" w:cs="Roboto Mono"/>
         </w:rPr>
@@ -1692,6 +1854,7 @@
           <w:ilvl w:val="1"/>
           <w:numId w:val="3"/>
         </w:numPr>
+        <w:spacing w:after="0" w:line="276" w:lineRule="auto"/>
         <w:rPr>
           <w:rFonts w:ascii="Roboto Mono" w:eastAsia="Roboto Mono" w:hAnsi="Roboto Mono" w:cs="Roboto Mono"/>
         </w:rPr>
@@ -1715,6 +1878,7 @@
           <w:ilvl w:val="0"/>
           <w:numId w:val="3"/>
         </w:numPr>
+        <w:spacing w:after="0" w:line="276" w:lineRule="auto"/>
       </w:pPr>
       <w:r>
         <w:rPr>
@@ -1742,7 +1906,7 @@
           <w:ilvl w:val="0"/>
           <w:numId w:val="3"/>
         </w:numPr>
-        <w:spacing w:after="240"/>
+        <w:spacing w:after="240" w:line="276" w:lineRule="auto"/>
       </w:pPr>
       <w:r>
         <w:rPr>
@@ -1766,7 +1930,7 @@
     </w:p>
     <w:p>
       <w:r>
-        <w:pict w14:anchorId="49853A0E">
+        <w:pict w14:anchorId="337B657D">
           <v:rect id="_x0000_i1030" style="width:0;height:1.5pt" o:hralign="center" o:hrstd="t" o:hr="t" fillcolor="#a0a0a0" stroked="f"/>
         </w:pict>
       </w:r>
@@ -1782,7 +1946,6 @@
         <w:rPr>
           <w:rFonts w:ascii="Roboto Mono" w:eastAsia="Roboto Mono" w:hAnsi="Roboto Mono" w:cs="Roboto Mono"/>
         </w:rPr>
-        <w:lastRenderedPageBreak/>
         <w:t xml:space="preserve">💡 </w:t>
       </w:r>
       <w:r>
@@ -1827,19 +1990,20 @@
     </w:p>
     <w:p>
       <w:r>
-        <w:pict w14:anchorId="17110D9F">
+        <w:pict w14:anchorId="1FF1305F">
           <v:rect id="_x0000_i1031" style="width:0;height:1.5pt" o:hralign="center" o:hrstd="t" o:hr="t" fillcolor="#a0a0a0" stroked="f"/>
         </w:pict>
       </w:r>
     </w:p>
+    <w:p/>
     <w:p/>
     <w:p/>
     <w:p/>
     <w:sectPr>
       <w:pgSz w:w="12240" w:h="15840"/>
       <w:pgMar w:top="1440" w:right="1440" w:bottom="1440" w:left="1440" w:header="720" w:footer="720" w:gutter="0"/>
-      <w:pgNumType w:start="1"/>
       <w:cols w:space="720"/>
+      <w:docGrid w:linePitch="360"/>
     </w:sectPr>
   </w:body>
 </w:document>
@@ -2714,18 +2878,6 @@
   <w:style w:type="paragraph" w:default="1" w:styleId="Normal">
     <w:name w:val="Normal"/>
     <w:qFormat/>
-    <w:rsid w:val="00904621"/>
-    <w:pPr>
-      <w:spacing w:after="0" w:line="276" w:lineRule="auto"/>
-    </w:pPr>
-    <w:rPr>
-      <w:rFonts w:ascii="Arial" w:eastAsia="Arial" w:hAnsi="Arial" w:cs="Arial"/>
-      <w:kern w:val="0"/>
-      <w:sz w:val="22"/>
-      <w:szCs w:val="22"/>
-      <w:lang w:val="en"/>
-      <w14:ligatures w14:val="none"/>
-    </w:rPr>
   </w:style>
   <w:style w:type="paragraph" w:styleId="Heading1">
     <w:name w:val="heading 1"/>
@@ -2734,7 +2886,7 @@
     <w:link w:val="Heading1Char"/>
     <w:uiPriority w:val="9"/>
     <w:qFormat/>
-    <w:rsid w:val="00811CCB"/>
+    <w:rsid w:val="00270960"/>
     <w:pPr>
       <w:keepNext/>
       <w:keepLines/>
@@ -2756,7 +2908,7 @@
     <w:uiPriority w:val="9"/>
     <w:unhideWhenUsed/>
     <w:qFormat/>
-    <w:rsid w:val="00811CCB"/>
+    <w:rsid w:val="00270960"/>
     <w:pPr>
       <w:keepNext/>
       <w:keepLines/>
@@ -2779,7 +2931,7 @@
     <w:semiHidden/>
     <w:unhideWhenUsed/>
     <w:qFormat/>
-    <w:rsid w:val="00811CCB"/>
+    <w:rsid w:val="00270960"/>
     <w:pPr>
       <w:keepNext/>
       <w:keepLines/>
@@ -2802,7 +2954,7 @@
     <w:semiHidden/>
     <w:unhideWhenUsed/>
     <w:qFormat/>
-    <w:rsid w:val="00811CCB"/>
+    <w:rsid w:val="00270960"/>
     <w:pPr>
       <w:keepNext/>
       <w:keepLines/>
@@ -2825,7 +2977,7 @@
     <w:semiHidden/>
     <w:unhideWhenUsed/>
     <w:qFormat/>
-    <w:rsid w:val="00811CCB"/>
+    <w:rsid w:val="00270960"/>
     <w:pPr>
       <w:keepNext/>
       <w:keepLines/>
@@ -2846,11 +2998,11 @@
     <w:semiHidden/>
     <w:unhideWhenUsed/>
     <w:qFormat/>
-    <w:rsid w:val="00811CCB"/>
+    <w:rsid w:val="00270960"/>
     <w:pPr>
       <w:keepNext/>
       <w:keepLines/>
-      <w:spacing w:before="40"/>
+      <w:spacing w:before="40" w:after="0"/>
       <w:outlineLvl w:val="5"/>
     </w:pPr>
     <w:rPr>
@@ -2869,11 +3021,11 @@
     <w:semiHidden/>
     <w:unhideWhenUsed/>
     <w:qFormat/>
-    <w:rsid w:val="00811CCB"/>
+    <w:rsid w:val="00270960"/>
     <w:pPr>
       <w:keepNext/>
       <w:keepLines/>
-      <w:spacing w:before="40"/>
+      <w:spacing w:before="40" w:after="0"/>
       <w:outlineLvl w:val="6"/>
     </w:pPr>
     <w:rPr>
@@ -2890,10 +3042,11 @@
     <w:semiHidden/>
     <w:unhideWhenUsed/>
     <w:qFormat/>
-    <w:rsid w:val="00811CCB"/>
+    <w:rsid w:val="00270960"/>
     <w:pPr>
       <w:keepNext/>
       <w:keepLines/>
+      <w:spacing w:after="0"/>
       <w:outlineLvl w:val="7"/>
     </w:pPr>
     <w:rPr>
@@ -2912,10 +3065,11 @@
     <w:semiHidden/>
     <w:unhideWhenUsed/>
     <w:qFormat/>
-    <w:rsid w:val="00811CCB"/>
+    <w:rsid w:val="00270960"/>
     <w:pPr>
       <w:keepNext/>
       <w:keepLines/>
+      <w:spacing w:after="0"/>
       <w:outlineLvl w:val="8"/>
     </w:pPr>
     <w:rPr>
@@ -2955,7 +3109,7 @@
     <w:basedOn w:val="DefaultParagraphFont"/>
     <w:link w:val="Heading1"/>
     <w:uiPriority w:val="9"/>
-    <w:rsid w:val="00811CCB"/>
+    <w:rsid w:val="00270960"/>
     <w:rPr>
       <w:rFonts w:asciiTheme="majorHAnsi" w:eastAsiaTheme="majorEastAsia" w:hAnsiTheme="majorHAnsi" w:cstheme="majorBidi"/>
       <w:color w:val="2F5496" w:themeColor="accent1" w:themeShade="BF"/>
@@ -2968,7 +3122,7 @@
     <w:basedOn w:val="DefaultParagraphFont"/>
     <w:link w:val="Heading2"/>
     <w:uiPriority w:val="9"/>
-    <w:rsid w:val="00811CCB"/>
+    <w:rsid w:val="00270960"/>
     <w:rPr>
       <w:rFonts w:asciiTheme="majorHAnsi" w:eastAsiaTheme="majorEastAsia" w:hAnsiTheme="majorHAnsi" w:cstheme="majorBidi"/>
       <w:color w:val="2F5496" w:themeColor="accent1" w:themeShade="BF"/>
@@ -2982,7 +3136,7 @@
     <w:link w:val="Heading3"/>
     <w:uiPriority w:val="9"/>
     <w:semiHidden/>
-    <w:rsid w:val="00811CCB"/>
+    <w:rsid w:val="00270960"/>
     <w:rPr>
       <w:rFonts w:eastAsiaTheme="majorEastAsia" w:cstheme="majorBidi"/>
       <w:color w:val="2F5496" w:themeColor="accent1" w:themeShade="BF"/>
@@ -2996,7 +3150,7 @@
     <w:link w:val="Heading4"/>
     <w:uiPriority w:val="9"/>
     <w:semiHidden/>
-    <w:rsid w:val="00811CCB"/>
+    <w:rsid w:val="00270960"/>
     <w:rPr>
       <w:rFonts w:eastAsiaTheme="majorEastAsia" w:cstheme="majorBidi"/>
       <w:i/>
@@ -3010,7 +3164,7 @@
     <w:link w:val="Heading5"/>
     <w:uiPriority w:val="9"/>
     <w:semiHidden/>
-    <w:rsid w:val="00811CCB"/>
+    <w:rsid w:val="00270960"/>
     <w:rPr>
       <w:rFonts w:eastAsiaTheme="majorEastAsia" w:cstheme="majorBidi"/>
       <w:color w:val="2F5496" w:themeColor="accent1" w:themeShade="BF"/>
@@ -3022,7 +3176,7 @@
     <w:link w:val="Heading6"/>
     <w:uiPriority w:val="9"/>
     <w:semiHidden/>
-    <w:rsid w:val="00811CCB"/>
+    <w:rsid w:val="00270960"/>
     <w:rPr>
       <w:rFonts w:eastAsiaTheme="majorEastAsia" w:cstheme="majorBidi"/>
       <w:i/>
@@ -3036,7 +3190,7 @@
     <w:link w:val="Heading7"/>
     <w:uiPriority w:val="9"/>
     <w:semiHidden/>
-    <w:rsid w:val="00811CCB"/>
+    <w:rsid w:val="00270960"/>
     <w:rPr>
       <w:rFonts w:eastAsiaTheme="majorEastAsia" w:cstheme="majorBidi"/>
       <w:color w:val="595959" w:themeColor="text1" w:themeTint="A6"/>
@@ -3048,7 +3202,7 @@
     <w:link w:val="Heading8"/>
     <w:uiPriority w:val="9"/>
     <w:semiHidden/>
-    <w:rsid w:val="00811CCB"/>
+    <w:rsid w:val="00270960"/>
     <w:rPr>
       <w:rFonts w:eastAsiaTheme="majorEastAsia" w:cstheme="majorBidi"/>
       <w:i/>
@@ -3062,7 +3216,7 @@
     <w:link w:val="Heading9"/>
     <w:uiPriority w:val="9"/>
     <w:semiHidden/>
-    <w:rsid w:val="00811CCB"/>
+    <w:rsid w:val="00270960"/>
     <w:rPr>
       <w:rFonts w:eastAsiaTheme="majorEastAsia" w:cstheme="majorBidi"/>
       <w:color w:val="272727" w:themeColor="text1" w:themeTint="D8"/>
@@ -3075,7 +3229,7 @@
     <w:link w:val="TitleChar"/>
     <w:uiPriority w:val="10"/>
     <w:qFormat/>
-    <w:rsid w:val="00811CCB"/>
+    <w:rsid w:val="00270960"/>
     <w:pPr>
       <w:spacing w:after="80" w:line="240" w:lineRule="auto"/>
       <w:contextualSpacing/>
@@ -3093,7 +3247,7 @@
     <w:basedOn w:val="DefaultParagraphFont"/>
     <w:link w:val="Title"/>
     <w:uiPriority w:val="10"/>
-    <w:rsid w:val="00811CCB"/>
+    <w:rsid w:val="00270960"/>
     <w:rPr>
       <w:rFonts w:asciiTheme="majorHAnsi" w:eastAsiaTheme="majorEastAsia" w:hAnsiTheme="majorHAnsi" w:cstheme="majorBidi"/>
       <w:spacing w:val="-10"/>
@@ -3109,7 +3263,7 @@
     <w:link w:val="SubtitleChar"/>
     <w:uiPriority w:val="11"/>
     <w:qFormat/>
-    <w:rsid w:val="00811CCB"/>
+    <w:rsid w:val="00270960"/>
     <w:pPr>
       <w:numPr>
         <w:ilvl w:val="1"/>
@@ -3128,7 +3282,7 @@
     <w:basedOn w:val="DefaultParagraphFont"/>
     <w:link w:val="Subtitle"/>
     <w:uiPriority w:val="11"/>
-    <w:rsid w:val="00811CCB"/>
+    <w:rsid w:val="00270960"/>
     <w:rPr>
       <w:rFonts w:eastAsiaTheme="majorEastAsia" w:cstheme="majorBidi"/>
       <w:color w:val="595959" w:themeColor="text1" w:themeTint="A6"/>
@@ -3144,7 +3298,7 @@
     <w:link w:val="QuoteChar"/>
     <w:uiPriority w:val="29"/>
     <w:qFormat/>
-    <w:rsid w:val="00811CCB"/>
+    <w:rsid w:val="00270960"/>
     <w:pPr>
       <w:spacing w:before="160"/>
       <w:jc w:val="center"/>
@@ -3160,7 +3314,7 @@
     <w:basedOn w:val="DefaultParagraphFont"/>
     <w:link w:val="Quote"/>
     <w:uiPriority w:val="29"/>
-    <w:rsid w:val="00811CCB"/>
+    <w:rsid w:val="00270960"/>
     <w:rPr>
       <w:i/>
       <w:iCs/>
@@ -3172,7 +3326,7 @@
     <w:basedOn w:val="Normal"/>
     <w:uiPriority w:val="34"/>
     <w:qFormat/>
-    <w:rsid w:val="00811CCB"/>
+    <w:rsid w:val="00270960"/>
     <w:pPr>
       <w:ind w:left="720"/>
       <w:contextualSpacing/>
@@ -3183,7 +3337,7 @@
     <w:basedOn w:val="DefaultParagraphFont"/>
     <w:uiPriority w:val="21"/>
     <w:qFormat/>
-    <w:rsid w:val="00811CCB"/>
+    <w:rsid w:val="00270960"/>
     <w:rPr>
       <w:i/>
       <w:iCs/>
@@ -3197,7 +3351,7 @@
     <w:link w:val="IntenseQuoteChar"/>
     <w:uiPriority w:val="30"/>
     <w:qFormat/>
-    <w:rsid w:val="00811CCB"/>
+    <w:rsid w:val="00270960"/>
     <w:pPr>
       <w:pBdr>
         <w:top w:val="single" w:sz="4" w:space="10" w:color="2F5496" w:themeColor="accent1" w:themeShade="BF"/>
@@ -3218,7 +3372,7 @@
     <w:basedOn w:val="DefaultParagraphFont"/>
     <w:link w:val="IntenseQuote"/>
     <w:uiPriority w:val="30"/>
-    <w:rsid w:val="00811CCB"/>
+    <w:rsid w:val="00270960"/>
     <w:rPr>
       <w:i/>
       <w:iCs/>
@@ -3230,7 +3384,7 @@
     <w:basedOn w:val="DefaultParagraphFont"/>
     <w:uiPriority w:val="32"/>
     <w:qFormat/>
-    <w:rsid w:val="00811CCB"/>
+    <w:rsid w:val="00270960"/>
     <w:rPr>
       <w:b/>
       <w:bCs/>
